--- a/831-4-Rashincë-leg-bedri/doc/formualirPerShtepi.docx
+++ b/831-4-Rashincë-leg-bedri/doc/formualirPerShtepi.docx
@@ -2981,7 +2981,7 @@
               <w:t>00831-</w:t>
             </w:r>
             <w:r>
-              <w:t>9</w:t>
+              <w:t>4</w:t>
             </w:r>
           </w:p>
         </w:tc>
@@ -3213,7 +3213,7 @@
                 <w:color w:val="000000"/>
                 <w:u w:val="single"/>
               </w:rPr>
-              <w:t>15</w:t>
+              <w:t>03</w:t>
             </w:r>
           </w:p>
           <w:p>
@@ -3431,7 +3431,7 @@
               <w:rPr>
                 <w:u w:val="single"/>
               </w:rPr>
-              <w:t>97.90</w:t>
+              <w:t>225.62</w:t>
             </w:r>
           </w:p>
           <w:p>
@@ -3459,7 +3459,7 @@
                 <w:position w:val="-11"/>
                 <w:u w:val="single"/>
               </w:rPr>
-              <w:t>0</w:t>
+              <w:t>1</w:t>
             </w:r>
           </w:p>
         </w:tc>
